--- a/build/phone_consent_m80_template.docx
+++ b/build/phone_consent_m80_template.docx
@@ -1962,7 +1962,7 @@
           <w:cs/>
           <w:lang w:val="th-TH"/>
         </w:rPr>
-        <w:t>เจ้าหน้าที่ตำรวจได้ได้อ่านบันทึกให้ฟังแล้ว   รับว่าถูกต้องจึงลงลายมือชื่อไว้เป็นหลักฐาน</w:t>
+        <w:t>เจ้าหน้าที่ตำรวจได้อ่านบันทึกให้ฟังแล้ว   รับว่าถูกต้องจึงลงลายมือชื่อไว้เป็นหลักฐาน</w:t>
       </w:r>
     </w:p>
     <w:p>
